--- a/系統開發文件.docx
+++ b/系統開發文件.docx
@@ -3,11 +3,6 @@
 <w:document xmlns:wpc="http://schemas.microsoft.com/office/word/2010/wordprocessingCanvas" xmlns:cx="http://schemas.microsoft.com/office/drawing/2014/chartex" xmlns:cx1="http://schemas.microsoft.com/office/drawing/2015/9/8/chartex" xmlns:cx2="http://schemas.microsoft.com/office/drawing/2015/10/21/chartex" xmlns:cx3="http://schemas.microsoft.com/office/drawing/2016/5/9/chartex" xmlns:cx4="http://schemas.microsoft.com/office/drawing/2016/5/10/chartex" xmlns:cx5="http://schemas.microsoft.com/office/drawing/2016/5/11/chartex" xmlns:cx6="http://schemas.microsoft.com/office/drawing/2016/5/12/chartex" xmlns:cx7="http://schemas.microsoft.com/office/drawing/2016/5/13/chartex" xmlns:cx8="http://schemas.microsoft.com/office/drawing/2016/5/14/chartex" xmlns:mc="http://schemas.openxmlformats.org/markup-compatibility/2006" xmlns:aink="http://schemas.microsoft.com/office/drawing/2016/ink" xmlns:am3d="http://schemas.microsoft.com/office/drawing/2017/model3d" xmlns:o="urn:schemas-microsoft-com:office:office" xmlns:oel="http://schemas.microsoft.com/office/2019/extlst" xmlns:r="http://schemas.openxmlformats.org/officeDocument/2006/relationships" xmlns:m="http://schemas.openxmlformats.org/officeDocument/2006/math" xmlns:v="urn:schemas-microsoft-com:vml" xmlns:wp14="http://schemas.microsoft.com/office/word/2010/wordprocessingDrawing" xmlns:wp="http://schemas.openxmlformats.org/drawingml/2006/wordprocessingDrawing" xmlns:w10="urn:schemas-microsoft-com:office:word" xmlns:w="http://schemas.openxmlformats.org/wordprocessingml/2006/main" xmlns:w14="http://schemas.microsoft.com/office/word/2010/wordml" xmlns:w15="http://schemas.microsoft.com/office/word/2012/wordml" xmlns:w16cex="http://schemas.microsoft.com/office/word/2018/wordml/cex" xmlns:w16cid="http://schemas.microsoft.com/office/word/2016/wordml/cid" xmlns:w16="http://schemas.microsoft.com/office/word/2018/wordml" xmlns:w16du="http://schemas.microsoft.com/office/word/2023/wordml/word16du" xmlns:w16sdtdh="http://schemas.microsoft.com/office/word/2020/wordml/sdtdatahash" xmlns:w16sdtfl="http://schemas.microsoft.com/office/word/2024/wordml/sdtformatlock" xmlns:w16se="http://schemas.microsoft.com/office/word/2015/wordml/symex" xmlns:wpg="http://schemas.microsoft.com/office/word/2010/wordprocessingGroup" xmlns:wpi="http://schemas.microsoft.com/office/word/2010/wordprocessingInk" xmlns:wne="http://schemas.microsoft.com/office/word/2006/wordml" xmlns:wps="http://schemas.microsoft.com/office/word/2010/wordprocessingShape" mc:Ignorable="w14 w15 w16se w16cid w16 w16cex w16sdtdh w16sdtfl w16du wp14">
   <w:body>
     <w:p>
-      <w:pPr>
-        <w:rPr>
-          <w:lang w:eastAsia="ja-JP"/>
-        </w:rPr>
-      </w:pPr>
       <w:r>
         <w:rPr>
           <w:rFonts w:hint="eastAsia"/>
@@ -28,6 +23,22 @@
           <w:lang w:eastAsia="ja-JP"/>
         </w:rPr>
         <w:t>がな</w:t>
+      </w:r>
+    </w:p>
+    <w:p>
+      <w:pPr>
+        <w:rPr>
+          <w:rFonts w:hint="eastAsia"/>
+        </w:rPr>
+      </w:pPr>
+      <w:r>
+        <w:rPr>
+          <w:rFonts w:hint="eastAsia"/>
+        </w:rPr>
+        <w:t>網站：</w:t>
+      </w:r>
+      <w:r>
+        <w:t>https://s-plusgana.vercel.app/</w:t>
       </w:r>
     </w:p>
     <w:p>
@@ -2021,41 +2032,6 @@
     <w:p>
       <w:pPr>
         <w:numPr>
-          <w:ilvl w:val="1"/>
-          <w:numId w:val="2"/>
-        </w:numPr>
-      </w:pPr>
-      <w:r>
-        <w:rPr>
-          <w:b/>
-          <w:bCs/>
-        </w:rPr>
-        <w:lastRenderedPageBreak/>
-        <w:t xml:space="preserve">LINE </w:t>
-      </w:r>
-      <w:r>
-        <w:rPr>
-          <w:b/>
-          <w:bCs/>
-        </w:rPr>
-        <w:t>登入：</w:t>
-      </w:r>
-      <w:r>
-        <w:t xml:space="preserve"> </w:t>
-      </w:r>
-      <w:r>
-        <w:t>串接</w:t>
-      </w:r>
-      <w:r>
-        <w:t xml:space="preserve"> LINE Developers Channel ID / Secret</w:t>
-      </w:r>
-      <w:r>
-        <w:t>。</w:t>
-      </w:r>
-    </w:p>
-    <w:p>
-      <w:pPr>
-        <w:numPr>
           <w:ilvl w:val="0"/>
           <w:numId w:val="2"/>
         </w:numPr>
@@ -2065,6 +2041,7 @@
           <w:b/>
           <w:bCs/>
         </w:rPr>
+        <w:lastRenderedPageBreak/>
         <w:t>安全性設計：</w:t>
       </w:r>
     </w:p>
@@ -2697,14 +2674,17 @@
           <w:i/>
           <w:iCs/>
         </w:rPr>
+        <w:t>初版策略：</w:t>
+      </w:r>
+      <w:r>
+        <w:t xml:space="preserve"> </w:t>
+      </w:r>
+      <w:r>
+        <w:t>由於爬蟲網頁通常不帶有時間軸，歌詞寫入資料庫時，預設時間</w:t>
+      </w:r>
+      <w:r>
         <w:lastRenderedPageBreak/>
-        <w:t>初版策略：</w:t>
-      </w:r>
-      <w:r>
-        <w:t xml:space="preserve"> </w:t>
-      </w:r>
-      <w:r>
-        <w:t>由於爬蟲網頁通常不帶有時間軸，歌詞寫入資料庫時，預設時間軸欄位</w:t>
+        <w:t>軸欄位</w:t>
       </w:r>
       <w:r>
         <w:t xml:space="preserve"> </w:t>
@@ -3448,43 +3428,43 @@
           <w:b/>
           <w:bCs/>
         </w:rPr>
+        <w:t>五、</w:t>
+      </w:r>
+      <w:r>
+        <w:rPr>
+          <w:b/>
+          <w:bCs/>
+        </w:rPr>
+        <w:t xml:space="preserve"> </w:t>
+      </w:r>
+      <w:r>
+        <w:rPr>
+          <w:b/>
+          <w:bCs/>
+        </w:rPr>
+        <w:t>開發與部署實施步驟</w:t>
+      </w:r>
+      <w:r>
+        <w:rPr>
+          <w:b/>
+          <w:bCs/>
+        </w:rPr>
+        <w:t xml:space="preserve"> (Implementation Roadmap)</w:t>
+      </w:r>
+    </w:p>
+    <w:p>
+      <w:pPr>
+        <w:rPr>
+          <w:b/>
+          <w:bCs/>
+        </w:rPr>
+      </w:pPr>
+      <w:r>
+        <w:rPr>
+          <w:b/>
+          <w:bCs/>
+        </w:rPr>
         <w:lastRenderedPageBreak/>
-        <w:t>五、</w:t>
-      </w:r>
-      <w:r>
-        <w:rPr>
-          <w:b/>
-          <w:bCs/>
-        </w:rPr>
-        <w:t xml:space="preserve"> </w:t>
-      </w:r>
-      <w:r>
-        <w:rPr>
-          <w:b/>
-          <w:bCs/>
-        </w:rPr>
-        <w:t>開發與部署實施步驟</w:t>
-      </w:r>
-      <w:r>
-        <w:rPr>
-          <w:b/>
-          <w:bCs/>
-        </w:rPr>
-        <w:t xml:space="preserve"> (Implementation Roadmap)</w:t>
-      </w:r>
-    </w:p>
-    <w:p>
-      <w:pPr>
-        <w:rPr>
-          <w:b/>
-          <w:bCs/>
-        </w:rPr>
-      </w:pPr>
-      <w:r>
-        <w:rPr>
-          <w:b/>
-          <w:bCs/>
-        </w:rPr>
         <w:t xml:space="preserve">5.1 </w:t>
       </w:r>
       <w:r>
@@ -8598,7 +8578,29 @@
         <w:t>填入後端</w:t>
       </w:r>
       <w:r>
-        <w:t> .env </w:t>
+        <w:rPr>
+          <w:b/>
+          <w:bCs/>
+        </w:rPr>
+        <w:t>Render</w:t>
+      </w:r>
+      <w:r>
+        <w:rPr>
+          <w:rFonts w:hint="eastAsia"/>
+          <w:b/>
+          <w:bCs/>
+        </w:rPr>
+        <w:t>的</w:t>
+      </w:r>
+      <w:r>
+        <w:rPr>
+          <w:b/>
+          <w:bCs/>
+        </w:rPr>
+        <w:t>Environment</w:t>
+      </w:r>
+      <w:r>
+        <w:t> </w:t>
       </w:r>
       <w:r>
         <w:t>的</w:t>
@@ -8847,148 +8849,6 @@
     </w:p>
     <w:p>
       <w:r>
-        <w:pict w14:anchorId="078C5F1E">
-          <v:rect id="_x0000_i1070" style="width:0;height:1.5pt" o:hralign="center" o:hrstd="t" o:hr="t" fillcolor="#a0a0a0" stroked="f"/>
-        </w:pict>
-      </w:r>
-    </w:p>
-    <w:p>
-      <w:pPr>
-        <w:rPr>
-          <w:b/>
-          <w:bCs/>
-        </w:rPr>
-      </w:pPr>
-      <w:r>
-        <w:rPr>
-          <w:b/>
-          <w:bCs/>
-        </w:rPr>
-        <w:t>4. LINE Developers</w:t>
-      </w:r>
-      <w:r>
-        <w:rPr>
-          <w:b/>
-          <w:bCs/>
-        </w:rPr>
-        <w:t>（</w:t>
-      </w:r>
-      <w:r>
-        <w:rPr>
-          <w:b/>
-          <w:bCs/>
-        </w:rPr>
-        <w:t xml:space="preserve">LINE </w:t>
-      </w:r>
-      <w:r>
-        <w:rPr>
-          <w:b/>
-          <w:bCs/>
-        </w:rPr>
-        <w:t>登入，可選）</w:t>
-      </w:r>
-    </w:p>
-    <w:p>
-      <w:pPr>
-        <w:numPr>
-          <w:ilvl w:val="0"/>
-          <w:numId w:val="16"/>
-        </w:numPr>
-      </w:pPr>
-      <w:r>
-        <w:t>到</w:t>
-      </w:r>
-      <w:r>
-        <w:t> </w:t>
-      </w:r>
-      <w:hyperlink r:id="rId10" w:tgtFrame="_blank" w:history="1">
-        <w:r>
-          <w:rPr>
-            <w:rStyle w:val="af2"/>
-          </w:rPr>
-          <w:t>developers.line.biz</w:t>
-        </w:r>
-      </w:hyperlink>
-      <w:r>
-        <w:t> </w:t>
-      </w:r>
-      <w:r>
-        <w:t>建立</w:t>
-      </w:r>
-      <w:r>
-        <w:t xml:space="preserve"> Provider + Channel</w:t>
-      </w:r>
-      <w:r>
-        <w:t>（選</w:t>
-      </w:r>
-      <w:r>
-        <w:t xml:space="preserve"> LINE Login</w:t>
-      </w:r>
-      <w:r>
-        <w:t>）</w:t>
-      </w:r>
-    </w:p>
-    <w:p>
-      <w:pPr>
-        <w:numPr>
-          <w:ilvl w:val="0"/>
-          <w:numId w:val="16"/>
-        </w:numPr>
-      </w:pPr>
-      <w:r>
-        <w:t>填入</w:t>
-      </w:r>
-      <w:r>
-        <w:t xml:space="preserve"> Callback URL</w:t>
-      </w:r>
-      <w:r>
-        <w:t>（</w:t>
-      </w:r>
-      <w:proofErr w:type="spellStart"/>
-      <w:r>
-        <w:t>Supabase</w:t>
-      </w:r>
-      <w:proofErr w:type="spellEnd"/>
-      <w:r>
-        <w:t xml:space="preserve"> </w:t>
-      </w:r>
-      <w:r>
-        <w:t>提供）</w:t>
-      </w:r>
-    </w:p>
-    <w:p>
-      <w:pPr>
-        <w:numPr>
-          <w:ilvl w:val="0"/>
-          <w:numId w:val="16"/>
-        </w:numPr>
-      </w:pPr>
-      <w:r>
-        <w:t>複製</w:t>
-      </w:r>
-      <w:r>
-        <w:t xml:space="preserve"> Channel ID + Secret → </w:t>
-      </w:r>
-      <w:r>
-        <w:t>貼到</w:t>
-      </w:r>
-      <w:r>
-        <w:t xml:space="preserve"> </w:t>
-      </w:r>
-      <w:proofErr w:type="spellStart"/>
-      <w:r>
-        <w:t>Supabase</w:t>
-      </w:r>
-      <w:proofErr w:type="spellEnd"/>
-      <w:r>
-        <w:t xml:space="preserve"> LINE Provider </w:t>
-      </w:r>
-      <w:r>
-        <w:t>設定</w:t>
-      </w:r>
-    </w:p>
-    <w:p>
-      <w:r>
         <w:pict w14:anchorId="2F29B021">
           <v:rect id="_x0000_i1071" style="width:0;height:1.5pt" o:hralign="center" o:hrstd="t" o:hr="t" fillcolor="#a0a0a0" stroked="f"/>
         </w:pict>
@@ -9003,10 +8863,18 @@
       </w:pPr>
       <w:r>
         <w:rPr>
-          <w:b/>
-          <w:bCs/>
-        </w:rPr>
-        <w:t>5. Google AI Studio</w:t>
+          <w:rFonts w:hint="eastAsia"/>
+          <w:b/>
+          <w:bCs/>
+        </w:rPr>
+        <w:t>4</w:t>
+      </w:r>
+      <w:r>
+        <w:rPr>
+          <w:b/>
+          <w:bCs/>
+        </w:rPr>
+        <w:t>. Google AI Studio</w:t>
       </w:r>
       <w:r>
         <w:rPr>
@@ -9043,7 +8911,7 @@
       <w:r>
         <w:t> </w:t>
       </w:r>
-      <w:hyperlink r:id="rId11" w:tgtFrame="_blank" w:history="1">
+      <w:hyperlink r:id="rId10" w:tgtFrame="_blank" w:history="1">
         <w:r>
           <w:rPr>
             <w:rStyle w:val="af2"/>
@@ -9124,10 +8992,18 @@
       </w:pPr>
       <w:r>
         <w:rPr>
-          <w:b/>
-          <w:bCs/>
-        </w:rPr>
-        <w:t>6. Render</w:t>
+          <w:rFonts w:hint="eastAsia"/>
+          <w:b/>
+          <w:bCs/>
+        </w:rPr>
+        <w:t>5</w:t>
+      </w:r>
+      <w:r>
+        <w:rPr>
+          <w:b/>
+          <w:bCs/>
+        </w:rPr>
+        <w:t>. Render</w:t>
       </w:r>
       <w:r>
         <w:rPr>
@@ -9150,7 +9026,7 @@
       <w:r>
         <w:t> </w:t>
       </w:r>
-      <w:hyperlink r:id="rId12" w:tgtFrame="_blank" w:history="1">
+      <w:hyperlink r:id="rId11" w:tgtFrame="_blank" w:history="1">
         <w:r>
           <w:rPr>
             <w:rStyle w:val="af2"/>
@@ -9384,10 +9260,18 @@
       </w:pPr>
       <w:r>
         <w:rPr>
-          <w:b/>
-          <w:bCs/>
-        </w:rPr>
-        <w:t xml:space="preserve">7. </w:t>
+          <w:rFonts w:hint="eastAsia"/>
+          <w:b/>
+          <w:bCs/>
+        </w:rPr>
+        <w:t>6</w:t>
+      </w:r>
+      <w:r>
+        <w:rPr>
+          <w:b/>
+          <w:bCs/>
+        </w:rPr>
+        <w:t xml:space="preserve">. </w:t>
       </w:r>
       <w:proofErr w:type="spellStart"/>
       <w:r>
@@ -9419,7 +9303,7 @@
       <w:r>
         <w:t> </w:t>
       </w:r>
-      <w:hyperlink r:id="rId13" w:tgtFrame="_blank" w:history="1">
+      <w:hyperlink r:id="rId12" w:tgtFrame="_blank" w:history="1">
         <w:r>
           <w:rPr>
             <w:rStyle w:val="af2"/>
@@ -9475,7 +9359,6 @@
         </w:numPr>
       </w:pPr>
       <w:r>
-        <w:lastRenderedPageBreak/>
         <w:t>在</w:t>
       </w:r>
       <w:r>
@@ -9543,17 +9426,13 @@
           <w:ilvl w:val="0"/>
           <w:numId w:val="19"/>
         </w:numPr>
+        <w:rPr>
+          <w:rFonts w:hint="eastAsia"/>
+        </w:rPr>
       </w:pPr>
       <w:r>
         <w:t>Deploy</w:t>
       </w:r>
-    </w:p>
-    <w:p>
-      <w:pPr>
-        <w:rPr>
-          <w:rFonts w:hint="eastAsia"/>
-        </w:rPr>
-      </w:pPr>
     </w:p>
     <w:sectPr>
       <w:pgSz w:w="11906" w:h="16838"/>
